--- a/paper/manuscript/论文补充材料_Journal_of_Agricultural_Engineering.docx
+++ b/paper/manuscript/论文补充材料_Journal_of_Agricultural_Engineering.docx
@@ -10970,8 +10970,8 @@
       <w:r>
         <w:drawing>
           <wp:inline xmlns:a="http://schemas.openxmlformats.org/drawingml/2006/main" xmlns:pic="http://schemas.openxmlformats.org/drawingml/2006/picture">
-            <wp:extent cx="5669280" cy="3076262"/>
-            <wp:docPr id="1" name="Picture 1"/>
+            <wp:extent cx="5669280" cy="2711088"/>
+            <wp:docPr id="1" name="Picture 1" descr="Figure 7. Controller Monte Carlo safety evaluation across 14,000 reproducible scenarios. Normal completion excludes the 80 deliberately bounded safety timeouts; every terminal state turned all outputs off."/>
             <wp:cNvGraphicFramePr>
               <a:graphicFrameLocks noChangeAspect="1"/>
             </wp:cNvGraphicFramePr>
@@ -10991,7 +10991,7 @@
                   <pic:spPr>
                     <a:xfrm>
                       <a:off x="0" y="0"/>
-                      <a:ext cx="5669280" cy="3076262"/>
+                      <a:ext cx="5669280" cy="2711088"/>
                     </a:xfrm>
                     <a:prstGeom prst="rect"/>
                   </pic:spPr>
@@ -11014,8 +11014,8 @@
       <w:r>
         <w:drawing>
           <wp:inline xmlns:a="http://schemas.openxmlformats.org/drawingml/2006/main" xmlns:pic="http://schemas.openxmlformats.org/drawingml/2006/picture">
-            <wp:extent cx="5669280" cy="3034208"/>
-            <wp:docPr id="2" name="Picture 2"/>
+            <wp:extent cx="5669280" cy="2753449"/>
+            <wp:docPr id="2" name="Picture 2" descr="Figure 8. Feature ablation and transparent-reference comparison. Bars show irrigation decision accuracy on the independent test years; labels are generated teacher-policy outcomes, not field treatment outcomes."/>
             <wp:cNvGraphicFramePr>
               <a:graphicFrameLocks noChangeAspect="1"/>
             </wp:cNvGraphicFramePr>
@@ -11035,7 +11035,7 @@
                   <pic:spPr>
                     <a:xfrm>
                       <a:off x="0" y="0"/>
-                      <a:ext cx="5669280" cy="3034208"/>
+                      <a:ext cx="5669280" cy="2753449"/>
                     </a:xfrm>
                     <a:prstGeom prst="rect"/>
                   </pic:spPr>
@@ -11058,8 +11058,8 @@
       <w:r>
         <w:drawing>
           <wp:inline xmlns:a="http://schemas.openxmlformats.org/drawingml/2006/main" xmlns:pic="http://schemas.openxmlformats.org/drawingml/2006/picture">
-            <wp:extent cx="5669280" cy="2294303"/>
-            <wp:docPr id="3" name="Picture 3"/>
+            <wp:extent cx="5669280" cy="2245120"/>
+            <wp:docPr id="3" name="Picture 3" descr="Figure 9. Repeated learning curves over five training fractions and five random seeds. Error bars show one standard deviation; all iteration evaluations use the fixed 2023 teacher-policy validation set."/>
             <wp:cNvGraphicFramePr>
               <a:graphicFrameLocks noChangeAspect="1"/>
             </wp:cNvGraphicFramePr>
@@ -11079,7 +11079,7 @@
                   <pic:spPr>
                     <a:xfrm>
                       <a:off x="0" y="0"/>
-                      <a:ext cx="5669280" cy="2294303"/>
+                      <a:ext cx="5669280" cy="2245120"/>
                     </a:xfrm>
                     <a:prstGeom prst="rect"/>
                   </pic:spPr>
